--- a/documents/audio_classification_pipeline.docx
+++ b/documents/audio_classification_pipeline.docx
@@ -25,31 +25,7 @@
           <w:szCs w:val="24"/>
           <w14:ligatures w14:val="none"/>
         </w:rPr>
-        <w:t xml:space="preserve">Core Text </w:t>
-      </w:r>
-      <w:r>
-        <w:rPr>
-          <w:rFonts w:asciiTheme="minorHAnsi" w:eastAsia="Times New Roman" w:hAnsiTheme="minorHAnsi"/>
-          <w:i/>
-          <w:iCs/>
-          <w:kern w:val="0"/>
-          <w:sz w:val="24"/>
-          <w:szCs w:val="24"/>
-          <w14:ligatures w14:val="none"/>
-        </w:rPr>
-        <w:t>C</w:t>
-      </w:r>
-      <w:r>
-        <w:rPr>
-          <w:rFonts w:asciiTheme="minorHAnsi" w:eastAsia="Times New Roman" w:hAnsiTheme="minorHAnsi"/>
-          <w:i/>
-          <w:iCs/>
-          <w:kern w:val="0"/>
-          <w:sz w:val="24"/>
-          <w:szCs w:val="24"/>
-          <w14:ligatures w14:val="none"/>
-        </w:rPr>
-        <w:t>lassification Pipeline for NLP</w:t>
+        <w:t>Core Text Classification Pipeline for NLP</w:t>
       </w:r>
     </w:p>
     <w:p>
@@ -120,7 +96,19 @@
         <w:rPr>
           <w:rFonts w:asciiTheme="majorHAnsi" w:hAnsiTheme="majorHAnsi"/>
         </w:rPr>
-        <w:t>Defining the ML problem type (classification, regression, etc.)</w:t>
+        <w:t>Defining the ML problem type (</w:t>
+      </w:r>
+      <w:r>
+        <w:rPr>
+          <w:rFonts w:asciiTheme="majorHAnsi" w:hAnsiTheme="majorHAnsi"/>
+        </w:rPr>
+        <w:t>C</w:t>
+      </w:r>
+      <w:r>
+        <w:rPr>
+          <w:rFonts w:asciiTheme="majorHAnsi" w:hAnsiTheme="majorHAnsi"/>
+        </w:rPr>
+        <w:t>lassification)</w:t>
       </w:r>
     </w:p>
     <w:p>
@@ -216,13 +204,7 @@
         <w:rPr>
           <w:rFonts w:asciiTheme="majorHAnsi" w:hAnsiTheme="majorHAnsi"/>
         </w:rPr>
-        <w:t xml:space="preserve"> (</w:t>
-      </w:r>
-      <w:r>
-        <w:rPr>
-          <w:rFonts w:asciiTheme="majorHAnsi" w:hAnsiTheme="majorHAnsi"/>
-        </w:rPr>
-        <w:t>INPUT</w:t>
+        <w:t xml:space="preserve"> (INPUT</w:t>
       </w:r>
       <w:r>
         <w:rPr>
@@ -234,7 +216,19 @@
         <w:rPr>
           <w:rFonts w:asciiTheme="majorHAnsi" w:hAnsiTheme="majorHAnsi"/>
         </w:rPr>
-        <w:t xml:space="preserve"> ‘Phrase’</w:t>
+        <w:t xml:space="preserve"> </w:t>
+      </w:r>
+      <w:r>
+        <w:rPr>
+          <w:rFonts w:asciiTheme="majorHAnsi" w:hAnsiTheme="majorHAnsi"/>
+        </w:rPr>
+        <w:t>‘</w:t>
+      </w:r>
+      <w:r>
+        <w:rPr>
+          <w:rFonts w:asciiTheme="majorHAnsi" w:hAnsiTheme="majorHAnsi"/>
+        </w:rPr>
+        <w:t>Audio_Files'</w:t>
       </w:r>
       <w:r>
         <w:rPr>
@@ -252,7 +246,7 @@
       </w:tblPr>
       <w:tblGrid>
         <w:gridCol w:w="2129"/>
-        <w:gridCol w:w="2922"/>
+        <w:gridCol w:w="3749"/>
         <w:gridCol w:w="2343"/>
       </w:tblGrid>
       <w:tr>
@@ -266,6 +260,7 @@
           </w:tcPr>
           <w:p>
             <w:pPr>
+              <w:jc w:val="center"/>
               <w:rPr>
                 <w:rFonts w:eastAsia="Times New Roman"/>
                 <w:b/>
@@ -318,7 +313,7 @@
                 <w:szCs w:val="24"/>
                 <w14:ligatures w14:val="none"/>
               </w:rPr>
-              <w:t>'phrase' (Input)</w:t>
+              <w:t>'audio_files' (Input)</w:t>
             </w:r>
           </w:p>
         </w:tc>
@@ -411,7 +406,7 @@
                 <w:szCs w:val="24"/>
                 <w14:ligatures w14:val="none"/>
               </w:rPr>
-              <w:t>Text/String</w:t>
+              <w:t>Audio/Waveform</w:t>
             </w:r>
           </w:p>
         </w:tc>
@@ -499,7 +494,7 @@
                 <w:szCs w:val="24"/>
                 <w14:ligatures w14:val="none"/>
               </w:rPr>
-              <w:t>Qualitative (Nominal)</w:t>
+              <w:t>Quantitative (Continuous)</w:t>
             </w:r>
           </w:p>
         </w:tc>
@@ -587,7 +582,7 @@
                 <w:szCs w:val="24"/>
                 <w14:ligatures w14:val="none"/>
               </w:rPr>
-              <w:t>Unstructured</w:t>
+              <w:t>Temporal/Sequential</w:t>
             </w:r>
           </w:p>
         </w:tc>
@@ -675,7 +670,7 @@
                 <w:szCs w:val="24"/>
                 <w14:ligatures w14:val="none"/>
               </w:rPr>
-              <w:t>High (many unique values)</w:t>
+              <w:t>High (unique audio signals)</w:t>
             </w:r>
           </w:p>
         </w:tc>
@@ -851,7 +846,7 @@
                 <w:szCs w:val="24"/>
                 <w14:ligatures w14:val="none"/>
               </w:rPr>
-              <w:t>Continuous text space</w:t>
+              <w:t>Continuous signal space</w:t>
             </w:r>
           </w:p>
         </w:tc>
@@ -939,7 +934,7 @@
                 <w:szCs w:val="24"/>
                 <w14:ligatures w14:val="none"/>
               </w:rPr>
-              <w:t>Feature extraction (TF-IDF)</w:t>
+              <w:t>Feature extraction (MFCC, Spectral)</w:t>
             </w:r>
           </w:p>
         </w:tc>
@@ -1000,7 +995,187 @@
         <w:rPr>
           <w:rFonts w:asciiTheme="majorHAnsi" w:hAnsiTheme="majorHAnsi"/>
         </w:rPr>
-        <w:t xml:space="preserve"> (Data Source</w:t>
+        <w:t xml:space="preserve"> (Data Source)</w:t>
+      </w:r>
+    </w:p>
+    <w:p>
+      <w:pPr>
+        <w:pStyle w:val="ListParagraph"/>
+        <w:numPr>
+          <w:ilvl w:val="0"/>
+          <w:numId w:val="1"/>
+        </w:numPr>
+        <w:rPr>
+          <w:rFonts w:asciiTheme="majorHAnsi" w:hAnsiTheme="majorHAnsi"/>
+        </w:rPr>
+      </w:pPr>
+      <w:r>
+        <w:rPr>
+          <w:rFonts w:asciiTheme="majorHAnsi" w:hAnsiTheme="majorHAnsi"/>
+        </w:rPr>
+        <w:t>Environment Setup and library installation</w:t>
+      </w:r>
+      <w:r>
+        <w:rPr>
+          <w:rFonts w:asciiTheme="majorHAnsi" w:hAnsiTheme="majorHAnsi"/>
+        </w:rPr>
+        <w:t xml:space="preserve"> (IDE Setup)</w:t>
+      </w:r>
+    </w:p>
+    <w:p>
+      <w:pPr>
+        <w:pStyle w:val="ListParagraph"/>
+        <w:numPr>
+          <w:ilvl w:val="0"/>
+          <w:numId w:val="1"/>
+        </w:numPr>
+        <w:rPr>
+          <w:rFonts w:asciiTheme="majorHAnsi" w:hAnsiTheme="majorHAnsi"/>
+        </w:rPr>
+      </w:pPr>
+      <w:r>
+        <w:rPr>
+          <w:rFonts w:asciiTheme="majorHAnsi" w:hAnsiTheme="majorHAnsi"/>
+        </w:rPr>
+        <w:t xml:space="preserve">Data </w:t>
+      </w:r>
+      <w:r>
+        <w:rPr>
+          <w:rFonts w:asciiTheme="majorHAnsi" w:hAnsiTheme="majorHAnsi"/>
+        </w:rPr>
+        <w:t>Loading</w:t>
+      </w:r>
+      <w:r>
+        <w:rPr>
+          <w:rFonts w:asciiTheme="majorHAnsi" w:hAnsiTheme="majorHAnsi"/>
+        </w:rPr>
+        <w:t xml:space="preserve"> and Visualization (</w:t>
+      </w:r>
+      <w:r>
+        <w:rPr>
+          <w:rFonts w:asciiTheme="majorHAnsi" w:hAnsiTheme="majorHAnsi"/>
+        </w:rPr>
+        <w:t xml:space="preserve">Data </w:t>
+      </w:r>
+      <w:r>
+        <w:rPr>
+          <w:rFonts w:asciiTheme="majorHAnsi" w:hAnsiTheme="majorHAnsi"/>
+        </w:rPr>
+        <w:t>Understanding)</w:t>
+      </w:r>
+    </w:p>
+    <w:p>
+      <w:pPr>
+        <w:pStyle w:val="ListParagraph"/>
+        <w:numPr>
+          <w:ilvl w:val="1"/>
+          <w:numId w:val="1"/>
+        </w:numPr>
+        <w:rPr>
+          <w:rFonts w:asciiTheme="majorHAnsi" w:hAnsiTheme="majorHAnsi"/>
+        </w:rPr>
+      </w:pPr>
+      <w:r>
+        <w:rPr>
+          <w:rFonts w:asciiTheme="majorHAnsi" w:hAnsiTheme="majorHAnsi"/>
+        </w:rPr>
+        <w:t>Analyzing variable types and characteristics</w:t>
+      </w:r>
+    </w:p>
+    <w:p>
+      <w:pPr>
+        <w:pStyle w:val="ListParagraph"/>
+        <w:numPr>
+          <w:ilvl w:val="1"/>
+          <w:numId w:val="1"/>
+        </w:numPr>
+        <w:rPr>
+          <w:rFonts w:asciiTheme="majorHAnsi" w:hAnsiTheme="majorHAnsi"/>
+        </w:rPr>
+      </w:pPr>
+      <w:r>
+        <w:rPr>
+          <w:rFonts w:asciiTheme="majorHAnsi" w:hAnsiTheme="majorHAnsi"/>
+        </w:rPr>
+        <w:t>Understanding data structure and relationships</w:t>
+      </w:r>
+    </w:p>
+    <w:p>
+      <w:pPr>
+        <w:pStyle w:val="ListParagraph"/>
+        <w:numPr>
+          <w:ilvl w:val="1"/>
+          <w:numId w:val="1"/>
+        </w:numPr>
+        <w:rPr>
+          <w:rFonts w:asciiTheme="majorHAnsi" w:hAnsiTheme="majorHAnsi"/>
+        </w:rPr>
+      </w:pPr>
+      <w:r>
+        <w:rPr>
+          <w:rFonts w:asciiTheme="majorHAnsi" w:hAnsiTheme="majorHAnsi"/>
+        </w:rPr>
+        <w:t>Assessing data quality and completeness</w:t>
+      </w:r>
+    </w:p>
+    <w:p>
+      <w:pPr>
+        <w:pStyle w:val="ListParagraph"/>
+        <w:numPr>
+          <w:ilvl w:val="0"/>
+          <w:numId w:val="1"/>
+        </w:numPr>
+        <w:rPr>
+          <w:rFonts w:asciiTheme="majorHAnsi" w:hAnsiTheme="majorHAnsi"/>
+        </w:rPr>
+      </w:pPr>
+      <w:r>
+        <w:rPr>
+          <w:rFonts w:asciiTheme="majorHAnsi" w:hAnsiTheme="majorHAnsi"/>
+        </w:rPr>
+        <w:t>Data Preparation</w:t>
+      </w:r>
+      <w:r>
+        <w:rPr>
+          <w:rFonts w:asciiTheme="majorHAnsi" w:hAnsiTheme="majorHAnsi"/>
+        </w:rPr>
+        <w:t xml:space="preserve"> (P</w:t>
+      </w:r>
+      <w:r>
+        <w:rPr>
+          <w:rFonts w:asciiTheme="majorHAnsi" w:hAnsiTheme="majorHAnsi"/>
+        </w:rPr>
+        <w:t xml:space="preserve">reparing </w:t>
+      </w:r>
+      <w:r>
+        <w:rPr>
+          <w:rFonts w:asciiTheme="majorHAnsi" w:hAnsiTheme="majorHAnsi"/>
+        </w:rPr>
+        <w:t>R</w:t>
+      </w:r>
+      <w:r>
+        <w:rPr>
+          <w:rFonts w:asciiTheme="majorHAnsi" w:hAnsiTheme="majorHAnsi"/>
+        </w:rPr>
+        <w:t xml:space="preserve">aw </w:t>
+      </w:r>
+      <w:r>
+        <w:rPr>
+          <w:rFonts w:asciiTheme="majorHAnsi" w:hAnsiTheme="majorHAnsi"/>
+        </w:rPr>
+        <w:t>Audio</w:t>
+      </w:r>
+      <w:r>
+        <w:rPr>
+          <w:rFonts w:asciiTheme="majorHAnsi" w:hAnsiTheme="majorHAnsi"/>
+        </w:rPr>
+        <w:t xml:space="preserve"> </w:t>
+      </w:r>
+      <w:r>
+        <w:rPr>
+          <w:rFonts w:asciiTheme="majorHAnsi" w:hAnsiTheme="majorHAnsi"/>
+        </w:rPr>
+        <w:t>Data</w:t>
       </w:r>
       <w:r>
         <w:rPr>
@@ -1013,6 +1188,382 @@
       <w:pPr>
         <w:pStyle w:val="ListParagraph"/>
         <w:numPr>
+          <w:ilvl w:val="1"/>
+          <w:numId w:val="1"/>
+        </w:numPr>
+        <w:rPr>
+          <w:rFonts w:asciiTheme="majorHAnsi" w:hAnsiTheme="majorHAnsi"/>
+        </w:rPr>
+      </w:pPr>
+      <w:r>
+        <w:rPr>
+          <w:rFonts w:asciiTheme="majorHAnsi" w:hAnsiTheme="majorHAnsi"/>
+        </w:rPr>
+        <w:t xml:space="preserve">Data </w:t>
+      </w:r>
+      <w:r>
+        <w:rPr>
+          <w:rFonts w:asciiTheme="majorHAnsi" w:hAnsiTheme="majorHAnsi"/>
+        </w:rPr>
+        <w:t>Audio</w:t>
+      </w:r>
+      <w:r>
+        <w:rPr>
+          <w:rFonts w:asciiTheme="majorHAnsi" w:hAnsiTheme="majorHAnsi"/>
+        </w:rPr>
+        <w:t xml:space="preserve"> Cleaning</w:t>
+      </w:r>
+      <w:r>
+        <w:rPr>
+          <w:rFonts w:asciiTheme="majorHAnsi" w:hAnsiTheme="majorHAnsi"/>
+        </w:rPr>
+        <w:t xml:space="preserve"> (</w:t>
+      </w:r>
+      <w:r>
+        <w:rPr>
+          <w:rFonts w:asciiTheme="majorHAnsi" w:hAnsiTheme="majorHAnsi"/>
+        </w:rPr>
+        <w:t>Noise Reduction</w:t>
+      </w:r>
+      <w:r>
+        <w:rPr>
+          <w:rFonts w:asciiTheme="majorHAnsi" w:hAnsiTheme="majorHAnsi"/>
+        </w:rPr>
+        <w:t>)</w:t>
+      </w:r>
+    </w:p>
+    <w:p>
+      <w:pPr>
+        <w:pStyle w:val="ListParagraph"/>
+        <w:numPr>
+          <w:ilvl w:val="2"/>
+          <w:numId w:val="1"/>
+        </w:numPr>
+        <w:rPr>
+          <w:rFonts w:asciiTheme="majorHAnsi" w:hAnsiTheme="majorHAnsi"/>
+        </w:rPr>
+      </w:pPr>
+      <w:r>
+        <w:rPr>
+          <w:rFonts w:asciiTheme="majorHAnsi" w:hAnsiTheme="majorHAnsi"/>
+        </w:rPr>
+        <w:t>Sample Rate Standardization</w:t>
+      </w:r>
+      <w:r>
+        <w:rPr>
+          <w:rFonts w:asciiTheme="majorHAnsi" w:hAnsiTheme="majorHAnsi"/>
+        </w:rPr>
+        <w:t xml:space="preserve"> (e.g., 16,000 Hz or 22,050 Hz)</w:t>
+      </w:r>
+    </w:p>
+    <w:p>
+      <w:pPr>
+        <w:pStyle w:val="ListParagraph"/>
+        <w:numPr>
+          <w:ilvl w:val="2"/>
+          <w:numId w:val="1"/>
+        </w:numPr>
+        <w:rPr>
+          <w:rFonts w:asciiTheme="majorHAnsi" w:hAnsiTheme="majorHAnsi"/>
+        </w:rPr>
+      </w:pPr>
+      <w:r>
+        <w:rPr>
+          <w:rFonts w:asciiTheme="majorHAnsi" w:hAnsiTheme="majorHAnsi"/>
+        </w:rPr>
+        <w:t>Removing DC offset (centering the signal around zero)</w:t>
+      </w:r>
+    </w:p>
+    <w:p>
+      <w:pPr>
+        <w:pStyle w:val="ListParagraph"/>
+        <w:numPr>
+          <w:ilvl w:val="2"/>
+          <w:numId w:val="1"/>
+        </w:numPr>
+        <w:rPr>
+          <w:rFonts w:asciiTheme="majorHAnsi" w:hAnsiTheme="majorHAnsi"/>
+        </w:rPr>
+      </w:pPr>
+      <w:r>
+        <w:rPr>
+          <w:rFonts w:asciiTheme="majorHAnsi" w:hAnsiTheme="majorHAnsi"/>
+        </w:rPr>
+        <w:t>Normalizing amplitude (scaling signal to a standard range, such as [−1, 1] or consistent dB)</w:t>
+      </w:r>
+    </w:p>
+    <w:p>
+      <w:pPr>
+        <w:pStyle w:val="ListParagraph"/>
+        <w:numPr>
+          <w:ilvl w:val="2"/>
+          <w:numId w:val="1"/>
+        </w:numPr>
+        <w:rPr>
+          <w:rFonts w:asciiTheme="majorHAnsi" w:hAnsiTheme="majorHAnsi"/>
+        </w:rPr>
+      </w:pPr>
+      <w:r>
+        <w:rPr>
+          <w:rFonts w:asciiTheme="majorHAnsi" w:hAnsiTheme="majorHAnsi"/>
+        </w:rPr>
+        <w:t>Background noise reduction (e.g., using spectral gating or noise profiles)</w:t>
+      </w:r>
+    </w:p>
+    <w:p>
+      <w:pPr>
+        <w:pStyle w:val="ListParagraph"/>
+        <w:numPr>
+          <w:ilvl w:val="2"/>
+          <w:numId w:val="1"/>
+        </w:numPr>
+        <w:rPr>
+          <w:rFonts w:asciiTheme="majorHAnsi" w:hAnsiTheme="majorHAnsi"/>
+        </w:rPr>
+      </w:pPr>
+      <w:r>
+        <w:rPr>
+          <w:rFonts w:asciiTheme="majorHAnsi" w:hAnsiTheme="majorHAnsi"/>
+        </w:rPr>
+        <w:t>Removing silence segments (using Voice Activity Detection - VAD)</w:t>
+      </w:r>
+    </w:p>
+    <w:p>
+      <w:pPr>
+        <w:pStyle w:val="ListParagraph"/>
+        <w:numPr>
+          <w:ilvl w:val="2"/>
+          <w:numId w:val="1"/>
+        </w:numPr>
+        <w:rPr>
+          <w:rFonts w:asciiTheme="majorHAnsi" w:hAnsiTheme="majorHAnsi"/>
+        </w:rPr>
+      </w:pPr>
+      <w:r>
+        <w:rPr>
+          <w:rFonts w:asciiTheme="majorHAnsi" w:hAnsiTheme="majorHAnsi"/>
+        </w:rPr>
+        <w:t>Removing audio artifacts (e.g., clicks, pops, clipping, static)</w:t>
+      </w:r>
+    </w:p>
+    <w:p>
+      <w:pPr>
+        <w:pStyle w:val="ListParagraph"/>
+        <w:numPr>
+          <w:ilvl w:val="2"/>
+          <w:numId w:val="1"/>
+        </w:numPr>
+        <w:rPr>
+          <w:rFonts w:asciiTheme="majorHAnsi" w:hAnsiTheme="majorHAnsi"/>
+        </w:rPr>
+      </w:pPr>
+      <w:r>
+        <w:rPr>
+          <w:rFonts w:asciiTheme="majorHAnsi" w:hAnsiTheme="majorHAnsi"/>
+        </w:rPr>
+        <w:t>Filtering non-voice frequencies (e.g., bandpass filtering for speech range)</w:t>
+      </w:r>
+    </w:p>
+    <w:p>
+      <w:pPr>
+        <w:pStyle w:val="ListParagraph"/>
+        <w:numPr>
+          <w:ilvl w:val="2"/>
+          <w:numId w:val="1"/>
+        </w:numPr>
+        <w:rPr>
+          <w:rFonts w:asciiTheme="majorHAnsi" w:hAnsiTheme="majorHAnsi"/>
+        </w:rPr>
+      </w:pPr>
+      <w:r>
+        <w:rPr>
+          <w:rFonts w:asciiTheme="majorHAnsi" w:hAnsiTheme="majorHAnsi"/>
+        </w:rPr>
+        <w:t>Standardizing audio length (trimming long audio, padding short ones)</w:t>
+      </w:r>
+    </w:p>
+    <w:p>
+      <w:pPr>
+        <w:pStyle w:val="ListParagraph"/>
+        <w:numPr>
+          <w:ilvl w:val="2"/>
+          <w:numId w:val="1"/>
+        </w:numPr>
+        <w:rPr>
+          <w:rFonts w:asciiTheme="majorHAnsi" w:hAnsiTheme="majorHAnsi"/>
+        </w:rPr>
+      </w:pPr>
+      <w:r>
+        <w:rPr>
+          <w:rFonts w:asciiTheme="majorHAnsi" w:hAnsiTheme="majorHAnsi"/>
+        </w:rPr>
+        <w:t>Handling multiple channels (converting to mono if necessary)</w:t>
+      </w:r>
+    </w:p>
+    <w:p>
+      <w:pPr>
+        <w:pStyle w:val="ListParagraph"/>
+        <w:numPr>
+          <w:ilvl w:val="2"/>
+          <w:numId w:val="1"/>
+        </w:numPr>
+        <w:rPr>
+          <w:rFonts w:asciiTheme="majorHAnsi" w:hAnsiTheme="majorHAnsi"/>
+        </w:rPr>
+      </w:pPr>
+      <w:r>
+        <w:rPr>
+          <w:rFonts w:asciiTheme="majorHAnsi" w:hAnsiTheme="majorHAnsi"/>
+        </w:rPr>
+        <w:t>Ensuring consistent audio format (e.g., all WAV or all MP3)</w:t>
+      </w:r>
+    </w:p>
+    <w:p>
+      <w:pPr>
+        <w:rPr>
+          <w:rFonts w:asciiTheme="majorHAnsi" w:hAnsiTheme="majorHAnsi"/>
+        </w:rPr>
+      </w:pPr>
+    </w:p>
+    <w:p>
+      <w:pPr>
+        <w:rPr>
+          <w:rFonts w:asciiTheme="majorHAnsi" w:hAnsiTheme="majorHAnsi"/>
+        </w:rPr>
+      </w:pPr>
+    </w:p>
+    <w:p>
+      <w:pPr>
+        <w:rPr>
+          <w:rFonts w:asciiTheme="majorHAnsi" w:hAnsiTheme="majorHAnsi"/>
+        </w:rPr>
+      </w:pPr>
+    </w:p>
+    <w:p>
+      <w:pPr>
+        <w:rPr>
+          <w:rFonts w:asciiTheme="majorHAnsi" w:hAnsiTheme="majorHAnsi"/>
+        </w:rPr>
+      </w:pPr>
+    </w:p>
+    <w:p>
+      <w:pPr>
+        <w:pStyle w:val="ListParagraph"/>
+        <w:numPr>
+          <w:ilvl w:val="1"/>
+          <w:numId w:val="1"/>
+        </w:numPr>
+        <w:rPr>
+          <w:rFonts w:asciiTheme="majorHAnsi" w:hAnsiTheme="majorHAnsi"/>
+        </w:rPr>
+      </w:pPr>
+      <w:r>
+        <w:rPr>
+          <w:rFonts w:asciiTheme="majorHAnsi" w:hAnsiTheme="majorHAnsi"/>
+        </w:rPr>
+        <w:t xml:space="preserve">Audio </w:t>
+      </w:r>
+      <w:r>
+        <w:rPr>
+          <w:rFonts w:asciiTheme="majorHAnsi" w:hAnsiTheme="majorHAnsi"/>
+        </w:rPr>
+        <w:t>Data Preprocessing</w:t>
+      </w:r>
+      <w:r>
+        <w:rPr>
+          <w:rFonts w:asciiTheme="majorHAnsi" w:hAnsiTheme="majorHAnsi"/>
+        </w:rPr>
+        <w:t xml:space="preserve"> (</w:t>
+      </w:r>
+      <w:r>
+        <w:rPr>
+          <w:rFonts w:asciiTheme="majorHAnsi" w:hAnsiTheme="majorHAnsi"/>
+        </w:rPr>
+        <w:t>Feature Preparation</w:t>
+      </w:r>
+      <w:r>
+        <w:rPr>
+          <w:rFonts w:asciiTheme="majorHAnsi" w:hAnsiTheme="majorHAnsi"/>
+        </w:rPr>
+        <w:t>)</w:t>
+      </w:r>
+    </w:p>
+    <w:p>
+      <w:pPr>
+        <w:pStyle w:val="ListParagraph"/>
+        <w:numPr>
+          <w:ilvl w:val="2"/>
+          <w:numId w:val="1"/>
+        </w:numPr>
+        <w:rPr>
+          <w:rFonts w:asciiTheme="majorHAnsi" w:hAnsiTheme="majorHAnsi"/>
+        </w:rPr>
+      </w:pPr>
+      <w:r>
+        <w:rPr>
+          <w:rFonts w:asciiTheme="majorHAnsi" w:hAnsiTheme="majorHAnsi"/>
+        </w:rPr>
+        <w:t>Frame blocking (segmenting audio into fixed-length frames, e.g., 20–40 ms)</w:t>
+      </w:r>
+    </w:p>
+    <w:p>
+      <w:pPr>
+        <w:pStyle w:val="ListParagraph"/>
+        <w:numPr>
+          <w:ilvl w:val="2"/>
+          <w:numId w:val="1"/>
+        </w:numPr>
+        <w:rPr>
+          <w:rFonts w:asciiTheme="majorHAnsi" w:hAnsiTheme="majorHAnsi"/>
+        </w:rPr>
+      </w:pPr>
+      <w:r>
+        <w:rPr>
+          <w:rFonts w:asciiTheme="majorHAnsi" w:hAnsiTheme="majorHAnsi"/>
+        </w:rPr>
+        <w:t>Windowing (applying window functions, such as Hamming or Hann, to each frame)</w:t>
+      </w:r>
+    </w:p>
+    <w:p>
+      <w:pPr>
+        <w:pStyle w:val="ListParagraph"/>
+        <w:numPr>
+          <w:ilvl w:val="2"/>
+          <w:numId w:val="1"/>
+        </w:numPr>
+        <w:rPr>
+          <w:rFonts w:asciiTheme="majorHAnsi" w:hAnsiTheme="majorHAnsi"/>
+        </w:rPr>
+      </w:pPr>
+      <w:r>
+        <w:rPr>
+          <w:rFonts w:asciiTheme="majorHAnsi" w:hAnsiTheme="majorHAnsi"/>
+        </w:rPr>
+        <w:t>Removing non-speech or low-energy frames (using energy thresholding)</w:t>
+      </w:r>
+    </w:p>
+    <w:p>
+      <w:pPr>
+        <w:pStyle w:val="ListParagraph"/>
+        <w:numPr>
+          <w:ilvl w:val="2"/>
+          <w:numId w:val="1"/>
+        </w:numPr>
+        <w:rPr>
+          <w:rFonts w:asciiTheme="majorHAnsi" w:hAnsiTheme="majorHAnsi"/>
+        </w:rPr>
+      </w:pPr>
+      <w:r>
+        <w:rPr>
+          <w:rFonts w:asciiTheme="majorHAnsi" w:hAnsiTheme="majorHAnsi"/>
+        </w:rPr>
+        <w:t>Feature normalization (optionally, normalize features after extraction for zero mean/unit variance)</w:t>
+      </w:r>
+    </w:p>
+    <w:p>
+      <w:pPr>
+        <w:pStyle w:val="ListParagraph"/>
+        <w:numPr>
           <w:ilvl w:val="0"/>
           <w:numId w:val="1"/>
         </w:numPr>
@@ -1024,55 +1575,19 @@
         <w:rPr>
           <w:rFonts w:asciiTheme="majorHAnsi" w:hAnsiTheme="majorHAnsi"/>
         </w:rPr>
-        <w:t>Environment Setup and library installation</w:t>
-      </w:r>
-      <w:r>
-        <w:rPr>
-          <w:rFonts w:asciiTheme="majorHAnsi" w:hAnsiTheme="majorHAnsi"/>
-        </w:rPr>
-        <w:t xml:space="preserve"> (IDE Setup)</w:t>
-      </w:r>
-    </w:p>
-    <w:p>
-      <w:pPr>
-        <w:pStyle w:val="ListParagraph"/>
-        <w:numPr>
-          <w:ilvl w:val="0"/>
-          <w:numId w:val="1"/>
-        </w:numPr>
-        <w:rPr>
-          <w:rFonts w:asciiTheme="majorHAnsi" w:hAnsiTheme="majorHAnsi"/>
-        </w:rPr>
-      </w:pPr>
-      <w:r>
-        <w:rPr>
-          <w:rFonts w:asciiTheme="majorHAnsi" w:hAnsiTheme="majorHAnsi"/>
-        </w:rPr>
-        <w:t xml:space="preserve">Data </w:t>
-      </w:r>
-      <w:r>
-        <w:rPr>
-          <w:rFonts w:asciiTheme="majorHAnsi" w:hAnsiTheme="majorHAnsi"/>
-        </w:rPr>
-        <w:t>Loading</w:t>
-      </w:r>
-      <w:r>
-        <w:rPr>
-          <w:rFonts w:asciiTheme="majorHAnsi" w:hAnsiTheme="majorHAnsi"/>
-        </w:rPr>
-        <w:t xml:space="preserve"> and Visualization (</w:t>
-      </w:r>
-      <w:r>
-        <w:rPr>
-          <w:rFonts w:asciiTheme="majorHAnsi" w:hAnsiTheme="majorHAnsi"/>
-        </w:rPr>
-        <w:t xml:space="preserve">Data </w:t>
-      </w:r>
-      <w:r>
-        <w:rPr>
-          <w:rFonts w:asciiTheme="majorHAnsi" w:hAnsiTheme="majorHAnsi"/>
-        </w:rPr>
-        <w:t>Understanding)</w:t>
+        <w:t>Feature Engineering</w:t>
+      </w:r>
+      <w:r>
+        <w:rPr>
+          <w:rFonts w:asciiTheme="majorHAnsi" w:hAnsiTheme="majorHAnsi"/>
+        </w:rPr>
+        <w:t xml:space="preserve"> </w:t>
+      </w:r>
+      <w:r>
+        <w:rPr>
+          <w:rFonts w:asciiTheme="majorHAnsi" w:hAnsiTheme="majorHAnsi"/>
+        </w:rPr>
+        <w:t>(Audio Classification)</w:t>
       </w:r>
     </w:p>
     <w:p>
@@ -1090,7 +1605,91 @@
         <w:rPr>
           <w:rFonts w:asciiTheme="majorHAnsi" w:hAnsiTheme="majorHAnsi"/>
         </w:rPr>
-        <w:t>Analyzing variable types and characteristics</w:t>
+        <w:t>Label Encoding</w:t>
+      </w:r>
+      <w:r>
+        <w:rPr>
+          <w:rFonts w:asciiTheme="majorHAnsi" w:hAnsiTheme="majorHAnsi"/>
+        </w:rPr>
+        <w:t xml:space="preserve"> to </w:t>
+      </w:r>
+      <w:r>
+        <w:rPr>
+          <w:rFonts w:asciiTheme="majorHAnsi" w:hAnsiTheme="majorHAnsi"/>
+        </w:rPr>
+        <w:t>convert categorical labels (text labels) into numerical</w:t>
+      </w:r>
+    </w:p>
+    <w:p>
+      <w:pPr>
+        <w:pStyle w:val="ListParagraph"/>
+        <w:numPr>
+          <w:ilvl w:val="2"/>
+          <w:numId w:val="1"/>
+        </w:numPr>
+        <w:rPr>
+          <w:rFonts w:asciiTheme="majorHAnsi" w:hAnsiTheme="majorHAnsi"/>
+        </w:rPr>
+      </w:pPr>
+      <w:r>
+        <w:rPr>
+          <w:rFonts w:asciiTheme="majorHAnsi" w:hAnsiTheme="majorHAnsi"/>
+        </w:rPr>
+        <w:t>INPUT (Before Encoding)</w:t>
+      </w:r>
+      <w:r>
+        <w:rPr>
+          <w:rFonts w:asciiTheme="majorHAnsi" w:hAnsiTheme="majorHAnsi"/>
+        </w:rPr>
+        <w:t xml:space="preserve"> </w:t>
+      </w:r>
+      <w:r>
+        <w:rPr>
+          <w:rFonts w:asciiTheme="majorHAnsi" w:hAnsiTheme="majorHAnsi"/>
+        </w:rPr>
+        <w:t>'prompt' column contains string/categorical labels (e.g., 'diagnosis_A</w:t>
+      </w:r>
+      <w:r>
+        <w:rPr>
+          <w:rFonts w:asciiTheme="majorHAnsi" w:hAnsiTheme="majorHAnsi"/>
+        </w:rPr>
+        <w:t>,'</w:t>
+      </w:r>
+      <w:r>
+        <w:rPr>
+          <w:rFonts w:asciiTheme="majorHAnsi" w:hAnsiTheme="majorHAnsi"/>
+        </w:rPr>
+        <w:t xml:space="preserve"> 'diagnosis_B')</w:t>
+      </w:r>
+    </w:p>
+    <w:p>
+      <w:pPr>
+        <w:pStyle w:val="ListParagraph"/>
+        <w:numPr>
+          <w:ilvl w:val="2"/>
+          <w:numId w:val="1"/>
+        </w:numPr>
+        <w:rPr>
+          <w:rFonts w:asciiTheme="majorHAnsi" w:hAnsiTheme="majorHAnsi"/>
+        </w:rPr>
+      </w:pPr>
+      <w:r>
+        <w:rPr>
+          <w:rFonts w:asciiTheme="majorHAnsi" w:hAnsiTheme="majorHAnsi"/>
+        </w:rPr>
+        <w:t>OUTPUT (After Encoding)</w:t>
+      </w:r>
+      <w:r>
+        <w:rPr>
+          <w:rFonts w:asciiTheme="majorHAnsi" w:hAnsiTheme="majorHAnsi"/>
+        </w:rPr>
+        <w:t xml:space="preserve"> </w:t>
+      </w:r>
+      <w:r>
+        <w:rPr>
+          <w:rFonts w:asciiTheme="majorHAnsi" w:hAnsiTheme="majorHAnsi"/>
+        </w:rPr>
+        <w:t>Numerical labels (e.g., 0, 1, 2,…) suitable for model training</w:t>
       </w:r>
     </w:p>
     <w:p>
@@ -1108,7 +1707,145 @@
         <w:rPr>
           <w:rFonts w:asciiTheme="majorHAnsi" w:hAnsiTheme="majorHAnsi"/>
         </w:rPr>
-        <w:t>Understanding data structure and relationships</w:t>
+        <w:t xml:space="preserve">Feature Extraction </w:t>
+      </w:r>
+      <w:r>
+        <w:rPr>
+          <w:rFonts w:asciiTheme="majorHAnsi" w:hAnsiTheme="majorHAnsi"/>
+        </w:rPr>
+        <w:t>MFCCs (Mel-Frequency Cepstral Coefficients)</w:t>
+      </w:r>
+      <w:r>
+        <w:rPr>
+          <w:rFonts w:asciiTheme="majorHAnsi" w:hAnsiTheme="majorHAnsi"/>
+        </w:rPr>
+        <w:t xml:space="preserve"> </w:t>
+      </w:r>
+      <w:r>
+        <w:rPr>
+          <w:rFonts w:asciiTheme="majorHAnsi" w:hAnsiTheme="majorHAnsi"/>
+        </w:rPr>
+        <w:t>Chroma features</w:t>
+      </w:r>
+      <w:r>
+        <w:rPr>
+          <w:rFonts w:asciiTheme="majorHAnsi" w:hAnsiTheme="majorHAnsi"/>
+        </w:rPr>
+        <w:t xml:space="preserve"> or </w:t>
+      </w:r>
+      <w:r>
+        <w:rPr>
+          <w:rFonts w:asciiTheme="majorHAnsi" w:hAnsiTheme="majorHAnsi"/>
+        </w:rPr>
+        <w:t>Mel-spectrogram</w:t>
+      </w:r>
+      <w:r>
+        <w:rPr>
+          <w:rFonts w:asciiTheme="majorHAnsi" w:hAnsiTheme="majorHAnsi"/>
+        </w:rPr>
+        <w:t xml:space="preserve"> </w:t>
+      </w:r>
+      <w:r>
+        <w:rPr>
+          <w:rFonts w:asciiTheme="majorHAnsi" w:hAnsiTheme="majorHAnsi"/>
+        </w:rPr>
+        <w:t>(Audio Feature Representation)</w:t>
+      </w:r>
+    </w:p>
+    <w:p>
+      <w:pPr>
+        <w:pStyle w:val="ListParagraph"/>
+        <w:numPr>
+          <w:ilvl w:val="2"/>
+          <w:numId w:val="1"/>
+        </w:numPr>
+        <w:rPr>
+          <w:rFonts w:asciiTheme="majorHAnsi" w:hAnsiTheme="majorHAnsi"/>
+        </w:rPr>
+      </w:pPr>
+      <w:r>
+        <w:rPr>
+          <w:rFonts w:asciiTheme="majorHAnsi" w:hAnsiTheme="majorHAnsi"/>
+        </w:rPr>
+        <w:t>Create New Features</w:t>
+      </w:r>
+      <w:r>
+        <w:rPr>
+          <w:rFonts w:asciiTheme="majorHAnsi" w:hAnsiTheme="majorHAnsi"/>
+        </w:rPr>
+        <w:t xml:space="preserve"> G</w:t>
+      </w:r>
+      <w:r>
+        <w:rPr>
+          <w:rFonts w:asciiTheme="majorHAnsi" w:hAnsiTheme="majorHAnsi"/>
+        </w:rPr>
+        <w:t xml:space="preserve">enerating various features from </w:t>
+      </w:r>
+      <w:r>
+        <w:rPr>
+          <w:rFonts w:asciiTheme="majorHAnsi" w:hAnsiTheme="majorHAnsi"/>
+        </w:rPr>
+        <w:t xml:space="preserve">the </w:t>
+      </w:r>
+      <w:r>
+        <w:rPr>
+          <w:rFonts w:asciiTheme="majorHAnsi" w:hAnsiTheme="majorHAnsi"/>
+        </w:rPr>
+        <w:t>audio</w:t>
+      </w:r>
+      <w:r>
+        <w:rPr>
+          <w:rFonts w:asciiTheme="majorHAnsi" w:hAnsiTheme="majorHAnsi"/>
+        </w:rPr>
+        <w:t>, including but not limited to</w:t>
+      </w:r>
+      <w:r>
+        <w:rPr>
+          <w:rFonts w:asciiTheme="majorHAnsi" w:hAnsiTheme="majorHAnsi"/>
+        </w:rPr>
+        <w:t xml:space="preserve"> </w:t>
+      </w:r>
+      <w:r>
+        <w:rPr>
+          <w:rFonts w:asciiTheme="majorHAnsi" w:hAnsiTheme="majorHAnsi"/>
+        </w:rPr>
+        <w:t>Ratios or custom aggregations</w:t>
+      </w:r>
+      <w:r>
+        <w:rPr>
+          <w:rFonts w:asciiTheme="majorHAnsi" w:hAnsiTheme="majorHAnsi"/>
+        </w:rPr>
+        <w:t>,</w:t>
+      </w:r>
+      <w:r>
+        <w:rPr>
+          <w:rFonts w:asciiTheme="majorHAnsi" w:hAnsiTheme="majorHAnsi"/>
+        </w:rPr>
+        <w:t xml:space="preserve"> </w:t>
+      </w:r>
+      <w:r>
+        <w:rPr>
+          <w:rFonts w:asciiTheme="majorHAnsi" w:hAnsiTheme="majorHAnsi"/>
+        </w:rPr>
+        <w:t>Combined features</w:t>
+      </w:r>
+      <w:r>
+        <w:rPr>
+          <w:rFonts w:asciiTheme="majorHAnsi" w:hAnsiTheme="majorHAnsi"/>
+        </w:rPr>
+        <w:t xml:space="preserve">, or </w:t>
+      </w:r>
+      <w:r>
+        <w:rPr>
+          <w:rFonts w:asciiTheme="majorHAnsi" w:hAnsiTheme="majorHAnsi"/>
+        </w:rPr>
+        <w:t>Domain-specific features</w:t>
+      </w:r>
+      <w:r>
+        <w:rPr>
+          <w:rFonts w:asciiTheme="majorHAnsi" w:hAnsiTheme="majorHAnsi"/>
+        </w:rPr>
+        <w:t>.</w:t>
       </w:r>
     </w:p>
     <w:p>
@@ -1126,674 +1863,19 @@
         <w:rPr>
           <w:rFonts w:asciiTheme="majorHAnsi" w:hAnsiTheme="majorHAnsi"/>
         </w:rPr>
-        <w:t>Assessing data quality and completeness</w:t>
-      </w:r>
-    </w:p>
-    <w:p>
-      <w:pPr>
-        <w:pStyle w:val="ListParagraph"/>
-        <w:numPr>
-          <w:ilvl w:val="0"/>
-          <w:numId w:val="1"/>
-        </w:numPr>
-        <w:rPr>
-          <w:rFonts w:asciiTheme="majorHAnsi" w:hAnsiTheme="majorHAnsi"/>
-        </w:rPr>
-      </w:pPr>
-      <w:r>
-        <w:rPr>
-          <w:rFonts w:asciiTheme="majorHAnsi" w:hAnsiTheme="majorHAnsi"/>
-        </w:rPr>
-        <w:t>Data Preparation</w:t>
-      </w:r>
-      <w:r>
-        <w:rPr>
-          <w:rFonts w:asciiTheme="majorHAnsi" w:hAnsiTheme="majorHAnsi"/>
-        </w:rPr>
-        <w:t xml:space="preserve"> </w:t>
-      </w:r>
-      <w:r>
-        <w:rPr>
-          <w:rFonts w:asciiTheme="majorHAnsi" w:hAnsiTheme="majorHAnsi"/>
-        </w:rPr>
-        <w:t>(P</w:t>
-      </w:r>
-      <w:r>
-        <w:rPr>
-          <w:rFonts w:asciiTheme="majorHAnsi" w:hAnsiTheme="majorHAnsi"/>
-        </w:rPr>
-        <w:t xml:space="preserve">reparing </w:t>
-      </w:r>
-      <w:r>
-        <w:rPr>
-          <w:rFonts w:asciiTheme="majorHAnsi" w:hAnsiTheme="majorHAnsi"/>
-        </w:rPr>
-        <w:t>R</w:t>
-      </w:r>
-      <w:r>
-        <w:rPr>
-          <w:rFonts w:asciiTheme="majorHAnsi" w:hAnsiTheme="majorHAnsi"/>
-        </w:rPr>
-        <w:t xml:space="preserve">aw </w:t>
-      </w:r>
-      <w:r>
-        <w:rPr>
-          <w:rFonts w:asciiTheme="majorHAnsi" w:hAnsiTheme="majorHAnsi"/>
-        </w:rPr>
-        <w:t>T</w:t>
-      </w:r>
-      <w:r>
-        <w:rPr>
-          <w:rFonts w:asciiTheme="majorHAnsi" w:hAnsiTheme="majorHAnsi"/>
-        </w:rPr>
-        <w:t xml:space="preserve">ext </w:t>
-      </w:r>
-      <w:r>
-        <w:rPr>
-          <w:rFonts w:asciiTheme="majorHAnsi" w:hAnsiTheme="majorHAnsi"/>
-        </w:rPr>
-        <w:t>Data</w:t>
+        <w:t xml:space="preserve">Feature Selection is a process that can be applied to the engineered features (including those from </w:t>
+      </w:r>
+      <w:r>
+        <w:rPr>
+          <w:rFonts w:asciiTheme="majorHAnsi" w:hAnsiTheme="majorHAnsi"/>
+        </w:rPr>
+        <w:t>Feature Representation</w:t>
       </w:r>
       <w:r>
         <w:rPr>
           <w:rFonts w:asciiTheme="majorHAnsi" w:hAnsiTheme="majorHAnsi"/>
         </w:rPr>
         <w:t>)</w:t>
-      </w:r>
-    </w:p>
-    <w:p>
-      <w:pPr>
-        <w:pStyle w:val="ListParagraph"/>
-        <w:numPr>
-          <w:ilvl w:val="1"/>
-          <w:numId w:val="1"/>
-        </w:numPr>
-        <w:rPr>
-          <w:rFonts w:asciiTheme="majorHAnsi" w:hAnsiTheme="majorHAnsi"/>
-        </w:rPr>
-      </w:pPr>
-      <w:r>
-        <w:rPr>
-          <w:rFonts w:asciiTheme="majorHAnsi" w:hAnsiTheme="majorHAnsi"/>
-        </w:rPr>
-        <w:t>Data Text Cleaning</w:t>
-      </w:r>
-      <w:r>
-        <w:rPr>
-          <w:rFonts w:asciiTheme="majorHAnsi" w:hAnsiTheme="majorHAnsi"/>
-        </w:rPr>
-        <w:t xml:space="preserve"> (</w:t>
-      </w:r>
-      <w:r>
-        <w:rPr>
-          <w:rFonts w:asciiTheme="majorHAnsi" w:hAnsiTheme="majorHAnsi"/>
-        </w:rPr>
-        <w:t>Noise Reduction</w:t>
-      </w:r>
-      <w:r>
-        <w:rPr>
-          <w:rFonts w:asciiTheme="majorHAnsi" w:hAnsiTheme="majorHAnsi"/>
-        </w:rPr>
-        <w:t>)</w:t>
-      </w:r>
-    </w:p>
-    <w:p>
-      <w:pPr>
-        <w:pStyle w:val="ListParagraph"/>
-        <w:numPr>
-          <w:ilvl w:val="2"/>
-          <w:numId w:val="1"/>
-        </w:numPr>
-        <w:rPr>
-          <w:rFonts w:asciiTheme="majorHAnsi" w:hAnsiTheme="majorHAnsi"/>
-        </w:rPr>
-      </w:pPr>
-      <w:r>
-        <w:rPr>
-          <w:rFonts w:asciiTheme="majorHAnsi" w:hAnsiTheme="majorHAnsi"/>
-        </w:rPr>
-        <w:t>Converting to lowercase</w:t>
-      </w:r>
-      <w:r>
-        <w:rPr>
-          <w:rFonts w:asciiTheme="majorHAnsi" w:hAnsiTheme="majorHAnsi"/>
-        </w:rPr>
-        <w:t>.</w:t>
-      </w:r>
-    </w:p>
-    <w:p>
-      <w:pPr>
-        <w:pStyle w:val="ListParagraph"/>
-        <w:numPr>
-          <w:ilvl w:val="2"/>
-          <w:numId w:val="1"/>
-        </w:numPr>
-        <w:rPr>
-          <w:rFonts w:asciiTheme="majorHAnsi" w:hAnsiTheme="majorHAnsi"/>
-        </w:rPr>
-      </w:pPr>
-      <w:r>
-        <w:rPr>
-          <w:rFonts w:asciiTheme="majorHAnsi" w:hAnsiTheme="majorHAnsi"/>
-        </w:rPr>
-        <w:t>Removing HTML tags.</w:t>
-      </w:r>
-    </w:p>
-    <w:p>
-      <w:pPr>
-        <w:pStyle w:val="ListParagraph"/>
-        <w:numPr>
-          <w:ilvl w:val="2"/>
-          <w:numId w:val="1"/>
-        </w:numPr>
-        <w:rPr>
-          <w:rFonts w:asciiTheme="majorHAnsi" w:hAnsiTheme="majorHAnsi"/>
-        </w:rPr>
-      </w:pPr>
-      <w:r>
-        <w:rPr>
-          <w:rFonts w:asciiTheme="majorHAnsi" w:hAnsiTheme="majorHAnsi"/>
-        </w:rPr>
-        <w:t>Removing URLs.</w:t>
-      </w:r>
-    </w:p>
-    <w:p>
-      <w:pPr>
-        <w:pStyle w:val="ListParagraph"/>
-        <w:numPr>
-          <w:ilvl w:val="2"/>
-          <w:numId w:val="1"/>
-        </w:numPr>
-        <w:rPr>
-          <w:rFonts w:asciiTheme="majorHAnsi" w:hAnsiTheme="majorHAnsi"/>
-        </w:rPr>
-      </w:pPr>
-      <w:r>
-        <w:rPr>
-          <w:rFonts w:asciiTheme="majorHAnsi" w:hAnsiTheme="majorHAnsi"/>
-        </w:rPr>
-        <w:t>Removing punctuation.</w:t>
-      </w:r>
-    </w:p>
-    <w:p>
-      <w:pPr>
-        <w:pStyle w:val="ListParagraph"/>
-        <w:numPr>
-          <w:ilvl w:val="2"/>
-          <w:numId w:val="1"/>
-        </w:numPr>
-        <w:rPr>
-          <w:rFonts w:asciiTheme="majorHAnsi" w:hAnsiTheme="majorHAnsi"/>
-        </w:rPr>
-      </w:pPr>
-      <w:r>
-        <w:rPr>
-          <w:rFonts w:asciiTheme="majorHAnsi" w:hAnsiTheme="majorHAnsi"/>
-        </w:rPr>
-        <w:t>Removing remove non-word and non-whitespace characters</w:t>
-      </w:r>
-    </w:p>
-    <w:p>
-      <w:pPr>
-        <w:pStyle w:val="ListParagraph"/>
-        <w:numPr>
-          <w:ilvl w:val="2"/>
-          <w:numId w:val="1"/>
-        </w:numPr>
-        <w:rPr>
-          <w:rFonts w:asciiTheme="majorHAnsi" w:hAnsiTheme="majorHAnsi"/>
-        </w:rPr>
-      </w:pPr>
-      <w:r>
-        <w:rPr>
-          <w:rFonts w:asciiTheme="majorHAnsi" w:hAnsiTheme="majorHAnsi"/>
-        </w:rPr>
-        <w:t>Chat Words Treatment.</w:t>
-      </w:r>
-    </w:p>
-    <w:p>
-      <w:pPr>
-        <w:pStyle w:val="ListParagraph"/>
-        <w:numPr>
-          <w:ilvl w:val="2"/>
-          <w:numId w:val="1"/>
-        </w:numPr>
-        <w:rPr>
-          <w:rFonts w:asciiTheme="majorHAnsi" w:hAnsiTheme="majorHAnsi"/>
-        </w:rPr>
-      </w:pPr>
-      <w:r>
-        <w:rPr>
-          <w:rFonts w:asciiTheme="majorHAnsi" w:hAnsiTheme="majorHAnsi"/>
-        </w:rPr>
-        <w:t>Handling Emojis</w:t>
-      </w:r>
-    </w:p>
-    <w:p>
-      <w:pPr>
-        <w:pStyle w:val="ListParagraph"/>
-        <w:numPr>
-          <w:ilvl w:val="2"/>
-          <w:numId w:val="1"/>
-        </w:numPr>
-        <w:rPr>
-          <w:rFonts w:asciiTheme="majorHAnsi" w:hAnsiTheme="majorHAnsi"/>
-        </w:rPr>
-      </w:pPr>
-      <w:r>
-        <w:rPr>
-          <w:rFonts w:asciiTheme="majorHAnsi" w:hAnsiTheme="majorHAnsi"/>
-        </w:rPr>
-        <w:t>Spelling Correction.</w:t>
-      </w:r>
-    </w:p>
-    <w:p>
-      <w:pPr>
-        <w:pStyle w:val="ListParagraph"/>
-        <w:numPr>
-          <w:ilvl w:val="2"/>
-          <w:numId w:val="1"/>
-        </w:numPr>
-        <w:rPr>
-          <w:rFonts w:asciiTheme="majorHAnsi" w:hAnsiTheme="majorHAnsi"/>
-        </w:rPr>
-      </w:pPr>
-      <w:r>
-        <w:rPr>
-          <w:rFonts w:asciiTheme="majorHAnsi" w:hAnsiTheme="majorHAnsi"/>
-        </w:rPr>
-        <w:t>Removing digits</w:t>
-      </w:r>
-    </w:p>
-    <w:p>
-      <w:pPr>
-        <w:pStyle w:val="ListParagraph"/>
-        <w:numPr>
-          <w:ilvl w:val="2"/>
-          <w:numId w:val="1"/>
-        </w:numPr>
-        <w:rPr>
-          <w:rFonts w:asciiTheme="majorHAnsi" w:hAnsiTheme="majorHAnsi"/>
-        </w:rPr>
-      </w:pPr>
-      <w:r>
-        <w:rPr>
-          <w:rFonts w:asciiTheme="majorHAnsi" w:hAnsiTheme="majorHAnsi"/>
-        </w:rPr>
-        <w:t>Handling ChatWords</w:t>
-      </w:r>
-      <w:r>
-        <w:rPr>
-          <w:rFonts w:asciiTheme="majorHAnsi" w:hAnsiTheme="majorHAnsi"/>
-        </w:rPr>
-        <w:t xml:space="preserve"> (</w:t>
-      </w:r>
-      <w:r>
-        <w:rPr>
-          <w:rFonts w:asciiTheme="majorHAnsi" w:hAnsiTheme="majorHAnsi"/>
-        </w:rPr>
-        <w:t xml:space="preserve">Dimensionality Reduction </w:t>
-      </w:r>
-      <w:r>
-        <w:rPr>
-          <w:rFonts w:asciiTheme="majorHAnsi" w:hAnsiTheme="majorHAnsi"/>
-        </w:rPr>
-        <w:t>)</w:t>
-      </w:r>
-    </w:p>
-    <w:p>
-      <w:pPr>
-        <w:pStyle w:val="ListParagraph"/>
-        <w:numPr>
-          <w:ilvl w:val="1"/>
-          <w:numId w:val="1"/>
-        </w:numPr>
-        <w:rPr>
-          <w:rFonts w:asciiTheme="majorHAnsi" w:hAnsiTheme="majorHAnsi"/>
-        </w:rPr>
-      </w:pPr>
-      <w:r>
-        <w:rPr>
-          <w:rFonts w:asciiTheme="majorHAnsi" w:hAnsiTheme="majorHAnsi"/>
-        </w:rPr>
-        <w:t>Data Text Preprocessing</w:t>
-      </w:r>
-      <w:r>
-        <w:rPr>
-          <w:rFonts w:asciiTheme="majorHAnsi" w:hAnsiTheme="majorHAnsi"/>
-        </w:rPr>
-        <w:t xml:space="preserve"> (</w:t>
-      </w:r>
-      <w:r>
-        <w:rPr>
-          <w:rFonts w:asciiTheme="majorHAnsi" w:hAnsiTheme="majorHAnsi"/>
-        </w:rPr>
-        <w:t>Noise Reduction</w:t>
-      </w:r>
-      <w:r>
-        <w:rPr>
-          <w:rFonts w:asciiTheme="majorHAnsi" w:hAnsiTheme="majorHAnsi"/>
-        </w:rPr>
-        <w:t>)</w:t>
-      </w:r>
-    </w:p>
-    <w:p>
-      <w:pPr>
-        <w:pStyle w:val="ListParagraph"/>
-        <w:numPr>
-          <w:ilvl w:val="2"/>
-          <w:numId w:val="1"/>
-        </w:numPr>
-        <w:rPr>
-          <w:rFonts w:asciiTheme="majorHAnsi" w:hAnsiTheme="majorHAnsi"/>
-        </w:rPr>
-      </w:pPr>
-      <w:r>
-        <w:rPr>
-          <w:rFonts w:asciiTheme="majorHAnsi" w:hAnsiTheme="majorHAnsi"/>
-        </w:rPr>
-        <w:t>Tokenization</w:t>
-      </w:r>
-    </w:p>
-    <w:p>
-      <w:pPr>
-        <w:pStyle w:val="ListParagraph"/>
-        <w:numPr>
-          <w:ilvl w:val="2"/>
-          <w:numId w:val="1"/>
-        </w:numPr>
-        <w:rPr>
-          <w:rFonts w:asciiTheme="majorHAnsi" w:hAnsiTheme="majorHAnsi"/>
-        </w:rPr>
-      </w:pPr>
-      <w:r>
-        <w:rPr>
-          <w:rFonts w:asciiTheme="majorHAnsi" w:hAnsiTheme="majorHAnsi"/>
-        </w:rPr>
-        <w:t>Stopword Removal</w:t>
-      </w:r>
-    </w:p>
-    <w:p>
-      <w:pPr>
-        <w:pStyle w:val="ListParagraph"/>
-        <w:numPr>
-          <w:ilvl w:val="2"/>
-          <w:numId w:val="1"/>
-        </w:numPr>
-        <w:rPr>
-          <w:rFonts w:asciiTheme="majorHAnsi" w:hAnsiTheme="majorHAnsi"/>
-        </w:rPr>
-      </w:pPr>
-      <w:r>
-        <w:rPr>
-          <w:rFonts w:asciiTheme="majorHAnsi" w:hAnsiTheme="majorHAnsi"/>
-        </w:rPr>
-        <w:t>Lemmatization</w:t>
-      </w:r>
-      <w:r>
-        <w:rPr>
-          <w:rFonts w:asciiTheme="majorHAnsi" w:hAnsiTheme="majorHAnsi"/>
-        </w:rPr>
-        <w:t>/</w:t>
-      </w:r>
-      <w:r>
-        <w:rPr>
-          <w:rFonts w:asciiTheme="majorHAnsi" w:hAnsiTheme="majorHAnsi"/>
-        </w:rPr>
-        <w:t>Stemming</w:t>
-      </w:r>
-      <w:r>
-        <w:rPr>
-          <w:rFonts w:asciiTheme="majorHAnsi" w:hAnsiTheme="majorHAnsi"/>
-        </w:rPr>
-        <w:t xml:space="preserve"> (</w:t>
-      </w:r>
-      <w:r>
-        <w:rPr>
-          <w:rFonts w:asciiTheme="majorHAnsi" w:hAnsiTheme="majorHAnsi"/>
-        </w:rPr>
-        <w:t>Normalization</w:t>
-      </w:r>
-      <w:r>
-        <w:rPr>
-          <w:rFonts w:asciiTheme="majorHAnsi" w:hAnsiTheme="majorHAnsi"/>
-        </w:rPr>
-        <w:t>)</w:t>
-      </w:r>
-    </w:p>
-    <w:p>
-      <w:pPr>
-        <w:pStyle w:val="ListParagraph"/>
-        <w:numPr>
-          <w:ilvl w:val="0"/>
-          <w:numId w:val="1"/>
-        </w:numPr>
-        <w:rPr>
-          <w:rFonts w:asciiTheme="majorHAnsi" w:hAnsiTheme="majorHAnsi"/>
-        </w:rPr>
-      </w:pPr>
-      <w:r>
-        <w:rPr>
-          <w:rFonts w:asciiTheme="majorHAnsi" w:hAnsiTheme="majorHAnsi"/>
-        </w:rPr>
-        <w:t>Feature Engineering</w:t>
-      </w:r>
-    </w:p>
-    <w:p>
-      <w:pPr>
-        <w:pStyle w:val="ListParagraph"/>
-        <w:numPr>
-          <w:ilvl w:val="1"/>
-          <w:numId w:val="1"/>
-        </w:numPr>
-        <w:rPr>
-          <w:rFonts w:asciiTheme="majorHAnsi" w:hAnsiTheme="majorHAnsi"/>
-        </w:rPr>
-      </w:pPr>
-      <w:r>
-        <w:rPr>
-          <w:rFonts w:asciiTheme="majorHAnsi" w:hAnsiTheme="majorHAnsi"/>
-        </w:rPr>
-        <w:t>Label Encoding</w:t>
-      </w:r>
-      <w:r>
-        <w:rPr>
-          <w:rFonts w:asciiTheme="majorHAnsi" w:hAnsiTheme="majorHAnsi"/>
-        </w:rPr>
-        <w:t xml:space="preserve"> to </w:t>
-      </w:r>
-      <w:r>
-        <w:rPr>
-          <w:rFonts w:asciiTheme="majorHAnsi" w:hAnsiTheme="majorHAnsi"/>
-        </w:rPr>
-        <w:t>convert categorical labels (text labels) into numerical</w:t>
-      </w:r>
-    </w:p>
-    <w:p>
-      <w:pPr>
-        <w:pStyle w:val="ListParagraph"/>
-        <w:numPr>
-          <w:ilvl w:val="2"/>
-          <w:numId w:val="1"/>
-        </w:numPr>
-        <w:rPr>
-          <w:rFonts w:asciiTheme="majorHAnsi" w:hAnsiTheme="majorHAnsi"/>
-        </w:rPr>
-      </w:pPr>
-      <w:r>
-        <w:rPr>
-          <w:rFonts w:asciiTheme="majorHAnsi" w:hAnsiTheme="majorHAnsi"/>
-        </w:rPr>
-        <w:t>INPUT (Before Encoding)</w:t>
-      </w:r>
-    </w:p>
-    <w:p>
-      <w:pPr>
-        <w:pStyle w:val="ListParagraph"/>
-        <w:numPr>
-          <w:ilvl w:val="2"/>
-          <w:numId w:val="1"/>
-        </w:numPr>
-        <w:rPr>
-          <w:rFonts w:asciiTheme="majorHAnsi" w:hAnsiTheme="majorHAnsi"/>
-        </w:rPr>
-      </w:pPr>
-      <w:r>
-        <w:rPr>
-          <w:rFonts w:asciiTheme="majorHAnsi" w:hAnsiTheme="majorHAnsi"/>
-        </w:rPr>
-        <w:t>OUTPUT (After Encoding)</w:t>
-      </w:r>
-    </w:p>
-    <w:p>
-      <w:pPr>
-        <w:pStyle w:val="ListParagraph"/>
-        <w:numPr>
-          <w:ilvl w:val="1"/>
-          <w:numId w:val="1"/>
-        </w:numPr>
-        <w:rPr>
-          <w:rFonts w:asciiTheme="majorHAnsi" w:hAnsiTheme="majorHAnsi"/>
-        </w:rPr>
-      </w:pPr>
-      <w:r>
-        <w:rPr>
-          <w:rFonts w:asciiTheme="majorHAnsi" w:hAnsiTheme="majorHAnsi"/>
-        </w:rPr>
-        <w:lastRenderedPageBreak/>
-        <w:t>Feature Extraction</w:t>
-      </w:r>
-      <w:r>
-        <w:rPr>
-          <w:rFonts w:asciiTheme="majorHAnsi" w:hAnsiTheme="majorHAnsi"/>
-        </w:rPr>
-        <w:t xml:space="preserve"> (</w:t>
-      </w:r>
-      <w:r>
-        <w:rPr>
-          <w:rFonts w:asciiTheme="majorHAnsi" w:hAnsiTheme="majorHAnsi"/>
-        </w:rPr>
-        <w:t xml:space="preserve">word frequencies, n-grams, </w:t>
-      </w:r>
-      <w:r>
-        <w:rPr>
-          <w:rFonts w:asciiTheme="majorHAnsi" w:hAnsiTheme="majorHAnsi"/>
-        </w:rPr>
-        <w:t>TF-IDF</w:t>
-      </w:r>
-      <w:r>
-        <w:rPr>
-          <w:rFonts w:asciiTheme="majorHAnsi" w:hAnsiTheme="majorHAnsi"/>
-        </w:rPr>
-        <w:t xml:space="preserve">, BoW, </w:t>
-      </w:r>
-      <w:r>
-        <w:rPr>
-          <w:rFonts w:asciiTheme="majorHAnsi" w:hAnsiTheme="majorHAnsi"/>
-        </w:rPr>
-        <w:t>or word embeddings</w:t>
-      </w:r>
-      <w:r>
-        <w:rPr>
-          <w:rFonts w:asciiTheme="majorHAnsi" w:hAnsiTheme="majorHAnsi"/>
-        </w:rPr>
-        <w:t>)</w:t>
-      </w:r>
-      <w:r>
-        <w:rPr>
-          <w:rFonts w:asciiTheme="majorHAnsi" w:hAnsiTheme="majorHAnsi"/>
-        </w:rPr>
-        <w:t xml:space="preserve"> (Text Vectorization</w:t>
-      </w:r>
-      <w:r>
-        <w:rPr>
-          <w:rFonts w:asciiTheme="majorHAnsi" w:hAnsiTheme="majorHAnsi"/>
-        </w:rPr>
-        <w:t xml:space="preserve"> or </w:t>
-      </w:r>
-      <w:r>
-        <w:rPr>
-          <w:rFonts w:asciiTheme="majorHAnsi" w:hAnsiTheme="majorHAnsi"/>
-        </w:rPr>
-        <w:t>Text Representation</w:t>
-      </w:r>
-      <w:r>
-        <w:rPr>
-          <w:rFonts w:asciiTheme="majorHAnsi" w:hAnsiTheme="majorHAnsi"/>
-        </w:rPr>
-        <w:t>)</w:t>
-      </w:r>
-    </w:p>
-    <w:p>
-      <w:pPr>
-        <w:pStyle w:val="ListParagraph"/>
-        <w:numPr>
-          <w:ilvl w:val="2"/>
-          <w:numId w:val="1"/>
-        </w:numPr>
-        <w:rPr>
-          <w:rFonts w:asciiTheme="majorHAnsi" w:hAnsiTheme="majorHAnsi"/>
-        </w:rPr>
-      </w:pPr>
-    </w:p>
-    <w:p>
-      <w:pPr>
-        <w:pStyle w:val="ListParagraph"/>
-        <w:numPr>
-          <w:ilvl w:val="1"/>
-          <w:numId w:val="1"/>
-        </w:numPr>
-        <w:rPr>
-          <w:rFonts w:asciiTheme="majorHAnsi" w:hAnsiTheme="majorHAnsi"/>
-        </w:rPr>
-      </w:pPr>
-      <w:r>
-        <w:rPr>
-          <w:rFonts w:asciiTheme="majorHAnsi" w:hAnsiTheme="majorHAnsi"/>
-        </w:rPr>
-        <w:t>Create New Features</w:t>
-      </w:r>
-      <w:r>
-        <w:rPr>
-          <w:rFonts w:asciiTheme="majorHAnsi" w:hAnsiTheme="majorHAnsi"/>
-        </w:rPr>
-        <w:t xml:space="preserve"> G</w:t>
-      </w:r>
-      <w:r>
-        <w:rPr>
-          <w:rFonts w:asciiTheme="majorHAnsi" w:hAnsiTheme="majorHAnsi"/>
-        </w:rPr>
-        <w:t xml:space="preserve">enerating various features from </w:t>
-      </w:r>
-      <w:r>
-        <w:rPr>
-          <w:rFonts w:asciiTheme="majorHAnsi" w:hAnsiTheme="majorHAnsi"/>
-        </w:rPr>
-        <w:t xml:space="preserve">the </w:t>
-      </w:r>
-      <w:r>
-        <w:rPr>
-          <w:rFonts w:asciiTheme="majorHAnsi" w:hAnsiTheme="majorHAnsi"/>
-        </w:rPr>
-        <w:t>text, including but not limited to text vectorization.</w:t>
-      </w:r>
-    </w:p>
-    <w:p>
-      <w:pPr>
-        <w:pStyle w:val="ListParagraph"/>
-        <w:numPr>
-          <w:ilvl w:val="1"/>
-          <w:numId w:val="1"/>
-        </w:numPr>
-        <w:rPr>
-          <w:rFonts w:asciiTheme="majorHAnsi" w:hAnsiTheme="majorHAnsi"/>
-        </w:rPr>
-      </w:pPr>
-      <w:r>
-        <w:rPr>
-          <w:rFonts w:asciiTheme="majorHAnsi" w:hAnsiTheme="majorHAnsi"/>
-        </w:rPr>
-        <w:t>Feature Selection is a process that can be applied to the engineered features (including those from text vectorization)</w:t>
       </w:r>
     </w:p>
     <w:p>
@@ -4027,6 +4109,25 @@
       </w:tblBorders>
     </w:tblPr>
   </w:style>
+  <w:style w:type="table" w:styleId="TableGridLight">
+    <w:name w:val="Grid Table Light"/>
+    <w:basedOn w:val="TableNormal"/>
+    <w:uiPriority w:val="40"/>
+    <w:rsid w:val="00962F30"/>
+    <w:pPr>
+      <w:spacing w:after="0" w:line="240" w:lineRule="auto"/>
+    </w:pPr>
+    <w:tblPr>
+      <w:tblBorders>
+        <w:top w:val="single" w:sz="4" w:space="0" w:color="BFBFBF" w:themeColor="background1" w:themeShade="BF"/>
+        <w:left w:val="single" w:sz="4" w:space="0" w:color="BFBFBF" w:themeColor="background1" w:themeShade="BF"/>
+        <w:bottom w:val="single" w:sz="4" w:space="0" w:color="BFBFBF" w:themeColor="background1" w:themeShade="BF"/>
+        <w:right w:val="single" w:sz="4" w:space="0" w:color="BFBFBF" w:themeColor="background1" w:themeShade="BF"/>
+        <w:insideH w:val="single" w:sz="4" w:space="0" w:color="BFBFBF" w:themeColor="background1" w:themeShade="BF"/>
+        <w:insideV w:val="single" w:sz="4" w:space="0" w:color="BFBFBF" w:themeColor="background1" w:themeShade="BF"/>
+      </w:tblBorders>
+    </w:tblPr>
+  </w:style>
 </w:styles>
 </file>
 

--- a/documents/audio_classification_pipeline.docx
+++ b/documents/audio_classification_pipeline.docx
@@ -1714,30 +1714,6 @@
           <w:rFonts w:asciiTheme="majorHAnsi" w:hAnsiTheme="majorHAnsi"/>
         </w:rPr>
         <w:t>MFCCs (Mel-Frequency Cepstral Coefficients)</w:t>
-      </w:r>
-      <w:r>
-        <w:rPr>
-          <w:rFonts w:asciiTheme="majorHAnsi" w:hAnsiTheme="majorHAnsi"/>
-        </w:rPr>
-        <w:t xml:space="preserve"> </w:t>
-      </w:r>
-      <w:r>
-        <w:rPr>
-          <w:rFonts w:asciiTheme="majorHAnsi" w:hAnsiTheme="majorHAnsi"/>
-        </w:rPr>
-        <w:t>Chroma features</w:t>
-      </w:r>
-      <w:r>
-        <w:rPr>
-          <w:rFonts w:asciiTheme="majorHAnsi" w:hAnsiTheme="majorHAnsi"/>
-        </w:rPr>
-        <w:t xml:space="preserve"> or </w:t>
-      </w:r>
-      <w:r>
-        <w:rPr>
-          <w:rFonts w:asciiTheme="majorHAnsi" w:hAnsiTheme="majorHAnsi"/>
-        </w:rPr>
-        <w:t>Mel-spectrogram</w:t>
       </w:r>
       <w:r>
         <w:rPr>
